--- a/report/Compiler_Design_Playground_Project_Report.docx
+++ b/report/Compiler_Design_Playground_Project_Report.docx
@@ -9924,7 +9924,7 @@
           <w:sz w:val="24"/>
           <w:szCs w:val="24"/>
         </w:rPr>
-        <w:t xml:space="preserve">[Insert GitHub Repository URL]</w:t>
+        <w:t xml:space="preserve">https://github.com/Kalpesh2276/Compiler-Design-Playground</w:t>
       </w:r>
     </w:p>
     <w:p>
